--- a/thesis/02_sections/21_Enterprise_Deployment_Framework.docx
+++ b/thesis/02_sections/21_Enterprise_Deployment_Framework.docx
@@ -659,20 +659,18 @@
         </w:rPr>
         <w:t>: "</w:t>
       </w:r>
-      <w:proofErr w:type="spellStart"/>
-      <w:r>
-        <w:rPr>
-          <w:rFonts w:ascii="Arial" w:eastAsia="Times New Roman" w:hAnsi="Arial" w:cs="Arial"/>
-          <w:color w:val="2E2B29"/>
-          <w:kern w:val="0"/>
-          <w:sz w:val="27"/>
-          <w:szCs w:val="27"/>
-          <w:shd w:val="clear" w:color="auto" w:fill="FCFAF8"/>
-          <w14:ligatures w14:val="none"/>
-        </w:rPr>
-        <w:t>actor_id</w:t>
-      </w:r>
-      <w:proofErr w:type="spellEnd"/>
+      <w:r>
+        <w:rPr>
+          <w:rFonts w:ascii="Arial" w:eastAsia="Times New Roman" w:hAnsi="Arial" w:cs="Arial"/>
+          <w:color w:val="2E2B29"/>
+          <w:kern w:val="0"/>
+          <w:sz w:val="27"/>
+          <w:szCs w:val="27"/>
+          <w:shd w:val="clear" w:color="auto" w:fill="FCFAF8"/>
+          <w14:ligatures w14:val="none"/>
+        </w:rPr>
+        <w:t>DANIEL KIRK OWINGS</w:t>
+      </w:r>
       <w:r>
         <w:rPr>
           <w:rFonts w:ascii="Arial" w:eastAsia="Times New Roman" w:hAnsi="Arial" w:cs="Arial"/>
